--- a/MyDocumentConverterMultiOSV10/samples/output/markdown/djot/docx.docx
+++ b/MyDocumentConverterMultiOSV10/samples/output/markdown/djot/docx.docx
@@ -92,7 +92,7 @@
       <w:r>
         <w:t xml:space="preserve">, 그리고 </w:t>
       </w:r>
-      <w:hyperlink w:history="1" r:id="rIdzq2rcmww6c82myvkng4tz">
+      <w:hyperlink w:history="1" r:id="rIdmpqtti12gvtc2e6lzu6tt">
         <w:r>
           <w:rPr>
             <w:rStyle w:val="Hyperlink"/>
